--- a/DL_LT01_DiepTieuMy_3123411192_DCT123C3_DocPaper.docx
+++ b/DL_LT01_DiepTieuMy_3123411192_DCT123C3_DocPaper.docx
@@ -2,15 +2,90 @@
 <file path=word/document.xml><?xml version="1.0" encoding="utf-8"?>
 <w:document xmlns:wpc="http://schemas.microsoft.com/office/word/2010/wordprocessingCanvas" xmlns:cx="http://schemas.microsoft.com/office/drawing/2014/chartex" xmlns:cx1="http://schemas.microsoft.com/office/drawing/2015/9/8/chartex" xmlns:cx2="http://schemas.microsoft.com/office/drawing/2015/10/21/chartex" xmlns:cx3="http://schemas.microsoft.com/office/drawing/2016/5/9/chartex" xmlns:cx4="http://schemas.microsoft.com/office/drawing/2016/5/10/chartex" xmlns:cx5="http://schemas.microsoft.com/office/drawing/2016/5/11/chartex" xmlns:cx6="http://schemas.microsoft.com/office/drawing/2016/5/12/chartex" xmlns:cx7="http://schemas.microsoft.com/office/drawing/2016/5/13/chartex" xmlns:cx8="http://schemas.microsoft.com/office/drawing/2016/5/14/chartex" xmlns:mc="http://schemas.openxmlformats.org/markup-compatibility/2006" xmlns:aink="http://schemas.microsoft.com/office/drawing/2016/ink" xmlns:am3d="http://schemas.microsoft.com/office/drawing/2017/model3d" xmlns:o="urn:schemas-microsoft-com:office:office" xmlns:oel="http://schemas.microsoft.com/office/2019/extlst" xmlns:r="http://schemas.openxmlformats.org/officeDocument/2006/relationships" xmlns:m="http://schemas.openxmlformats.org/officeDocument/2006/math" xmlns:v="urn:schemas-microsoft-com:vml" xmlns:wp14="http://schemas.microsoft.com/office/word/2010/wordprocessingDrawing" xmlns:wp="http://schemas.openxmlformats.org/drawingml/2006/wordprocessingDrawing" xmlns:w10="urn:schemas-microsoft-com:office:word" xmlns:w="http://schemas.openxmlformats.org/wordprocessingml/2006/main" xmlns:w14="http://schemas.microsoft.com/office/word/2010/wordml" xmlns:w15="http://schemas.microsoft.com/office/word/2012/wordml" xmlns:w16cex="http://schemas.microsoft.com/office/word/2018/wordml/cex" xmlns:w16cid="http://schemas.microsoft.com/office/word/2016/wordml/cid" xmlns:w16="http://schemas.microsoft.com/office/word/2018/wordml" xmlns:w16du="http://schemas.microsoft.com/office/word/2023/wordml/word16du" xmlns:w16sdtdh="http://schemas.microsoft.com/office/word/2020/wordml/sdtdatahash" xmlns:w16sdtfl="http://schemas.microsoft.com/office/word/2024/wordml/sdtformatlock" xmlns:w16se="http://schemas.microsoft.com/office/word/2015/wordml/symex" xmlns:wpg="http://schemas.microsoft.com/office/word/2010/wordprocessingGroup" xmlns:wpi="http://schemas.microsoft.com/office/word/2010/wordprocessingInk" xmlns:wne="http://schemas.microsoft.com/office/word/2006/wordml" xmlns:wps="http://schemas.microsoft.com/office/word/2010/wordprocessingShape" mc:Ignorable="w14 w15 w16se w16cid w16 w16cex w16sdtdh w16sdtfl w16du wp14">
   <w:body>
+    <w:p>
+      <w:pPr>
+        <w:jc w:val="center"/>
+        <w:rPr>
+          <w:b/>
+          <w:bCs/>
+          <w:lang w:val="vi-VN"/>
+        </w:rPr>
+      </w:pPr>
+      <w:r>
+        <w:rPr>
+          <w:b/>
+          <w:bCs/>
+        </w:rPr>
+        <w:t>ĐỌC</w:t>
+      </w:r>
+      <w:r>
+        <w:rPr>
+          <w:b/>
+          <w:bCs/>
+          <w:lang w:val="vi-VN"/>
+        </w:rPr>
+        <w:t xml:space="preserve"> PAPER VỀ HỌC SÂU</w:t>
+      </w:r>
+    </w:p>
+    <w:p>
+      <w:pPr>
+        <w:rPr>
+          <w:lang w:val="vi-VN"/>
+        </w:rPr>
+      </w:pPr>
+      <w:r>
+        <w:rPr>
+          <w:lang w:val="vi-VN"/>
+        </w:rPr>
+        <w:t>Họ tên: Diệp Tiểu My</w:t>
+      </w:r>
+    </w:p>
+    <w:p>
+      <w:pPr>
+        <w:rPr>
+          <w:lang w:val="vi-VN"/>
+        </w:rPr>
+      </w:pPr>
+      <w:r>
+        <w:rPr>
+          <w:lang w:val="vi-VN"/>
+        </w:rPr>
+        <w:t>MSSV: 3123411192</w:t>
+      </w:r>
+    </w:p>
+    <w:p>
+      <w:pPr>
+        <w:rPr>
+          <w:lang w:val="vi-VN"/>
+        </w:rPr>
+      </w:pPr>
+      <w:r>
+        <w:rPr>
+          <w:lang w:val="vi-VN"/>
+        </w:rPr>
+        <w:t>Lớp: DCT123C3</w:t>
+      </w:r>
+    </w:p>
+    <w:p>
+      <w:pPr>
+        <w:jc w:val="center"/>
+        <w:rPr>
+          <w:b/>
+          <w:bCs/>
+          <w:lang w:val="vi-VN"/>
+        </w:rPr>
+      </w:pPr>
+    </w:p>
     <w:p/>
     <w:p/>
-    <w:p/>
-    <w:p/>
-    <w:p/>
-    <w:p/>
-    <w:p/>
-    <w:p/>
-    <w:p/>
+    <w:p>
+      <w:pPr>
+        <w:rPr>
+          <w:b/>
+          <w:bCs/>
+        </w:rPr>
+      </w:pPr>
+    </w:p>
     <w:p/>
     <w:p/>
     <w:p/>
@@ -33,6 +108,13 @@
     <w:p/>
     <w:p>
       <w:pPr>
+        <w:rPr>
+          <w:lang w:val="vi-VN"/>
+        </w:rPr>
+      </w:pPr>
+    </w:p>
+    <w:p>
+      <w:pPr>
         <w:jc w:val="center"/>
         <w:rPr>
           <w:b/>
@@ -103,19 +185,7 @@
         <w:rPr>
           <w:lang w:val="vi-VN"/>
         </w:rPr>
-        <w:t>Học có giám sát ( Supervised learning) và backpropagation: Học có giám sát là</w:t>
-      </w:r>
-      <w:r>
-        <w:rPr>
-          <w:lang w:val="vi-VN"/>
-        </w:rPr>
-        <w:t xml:space="preserve"> </w:t>
-      </w:r>
-      <w:r>
-        <w:rPr>
-          <w:lang w:val="vi-VN"/>
-        </w:rPr>
-        <w:t>máy học từ dữ liệu đã được gán nhãn. Nếu máy đoán sai một hình ảnh thì sử dụng kỹ thuật backpropagation để tính toán mực độ ảnh hưởng của từng trọng số đến lỗi rồi điều chỉnh chúng từ lớp cuối ngược về lớp đầu</w:t>
+        <w:t>Học có giám sát ( Supervised learning) và backpropagation: Học có giám sát là máy học từ dữ liệu đã được gán nhãn. Nếu máy đoán sai một hình ảnh thì sử dụng kỹ thuật backpropagation để tính toán mực độ ảnh hưởng của từng trọng số đến lỗi rồi điều chỉnh chúng từ lớp cuối ngược về lớp đầu</w:t>
       </w:r>
     </w:p>
     <w:p>
